--- a/LabWorks/Практическая работа №10.docx
+++ b/LabWorks/Практическая работа №10.docx
@@ -530,10 +530,7 @@
         <w:t xml:space="preserve"> </w:t>
       </w:r>
       <w:r>
-        <w:t>для</w:t>
-      </w:r>
-      <w:r>
-        <w:t xml:space="preserve"> поиска задач</w:t>
+        <w:t>для поиска задач</w:t>
       </w:r>
       <w:r>
         <w:t>, срок которых находится в пределах промежутка переданных в параметрах дат</w:t>
@@ -556,57 +553,22 @@
           <w:b/>
           <w:bCs/>
         </w:rPr>
-        <w:t xml:space="preserve">В </w:t>
+        <w:t xml:space="preserve">В ответах использовать различные варианты </w:t>
       </w:r>
       <w:r>
         <w:rPr>
           <w:b/>
           <w:bCs/>
-        </w:rPr>
-        <w:t>ответах</w:t>
+          <w:lang w:val="en-US"/>
+        </w:rPr>
+        <w:t>http</w:t>
       </w:r>
       <w:r>
         <w:rPr>
           <w:b/>
           <w:bCs/>
         </w:rPr>
-        <w:t xml:space="preserve"> </w:t>
-      </w:r>
-      <w:r>
-        <w:rPr>
-          <w:b/>
-          <w:bCs/>
-        </w:rPr>
-        <w:t>использовать</w:t>
-      </w:r>
-      <w:r>
-        <w:rPr>
-          <w:b/>
-          <w:bCs/>
-        </w:rPr>
-        <w:t xml:space="preserve"> различные варианты </w:t>
-      </w:r>
-      <w:r>
-        <w:rPr>
-          <w:b/>
-          <w:bCs/>
-          <w:lang w:val="en-US"/>
-        </w:rPr>
-        <w:t>http</w:t>
-      </w:r>
-      <w:r>
-        <w:rPr>
-          <w:b/>
-          <w:bCs/>
-        </w:rPr>
-        <w:t>-</w:t>
-      </w:r>
-      <w:r>
-        <w:rPr>
-          <w:b/>
-          <w:bCs/>
-        </w:rPr>
-        <w:t>ответов в запросах (</w:t>
+        <w:t>-ответов в запросах (</w:t>
       </w:r>
       <w:r>
         <w:rPr>
@@ -737,7 +699,13 @@
         <w:t>комментарии для всех методов в контроллерах</w:t>
       </w:r>
       <w:r>
-        <w:t xml:space="preserve"> и моделей данных.</w:t>
+        <w:t xml:space="preserve"> и моделей данных</w:t>
+      </w:r>
+      <w:r>
+        <w:t>, а также всех публичных элементов</w:t>
+      </w:r>
+      <w:r>
+        <w:t>.</w:t>
       </w:r>
     </w:p>
     <w:p>
@@ -793,6 +761,7 @@
         </w:numPr>
       </w:pPr>
       <w:r>
+        <w:lastRenderedPageBreak/>
         <w:t xml:space="preserve">Изменить код добавления сервиса </w:t>
       </w:r>
       <w:r>
@@ -802,14 +771,7 @@
         <w:t>Swagger</w:t>
       </w:r>
       <w:r>
-        <w:t xml:space="preserve">, добавив туда настройки </w:t>
-      </w:r>
-      <w:r>
-        <w:lastRenderedPageBreak/>
-        <w:t>д</w:t>
-      </w:r>
-      <w:r>
-        <w:t>окументации</w:t>
+        <w:t>, добавив туда настройки</w:t>
       </w:r>
       <w:r>
         <w:t>:</w:t>
@@ -845,299 +807,227 @@
     <w:p>
       <w:pPr>
         <w:pStyle w:val="ad"/>
+      </w:pPr>
+      <w:r>
+        <w:t xml:space="preserve">    </w:t>
+      </w:r>
+      <w:r>
+        <w:t>{</w:t>
+      </w:r>
+    </w:p>
+    <w:p>
+      <w:pPr>
+        <w:pStyle w:val="ad"/>
+      </w:pPr>
+      <w:r>
+        <w:t xml:space="preserve">    </w:t>
+      </w:r>
+      <w:r>
+        <w:t xml:space="preserve">    </w:t>
+      </w:r>
+      <w:r>
+        <w:t>Title</w:t>
+      </w:r>
+      <w:r>
+        <w:t xml:space="preserve"> = "</w:t>
+      </w:r>
+      <w:r>
         <w:rPr>
           <w:lang w:val="ru-RU"/>
         </w:rPr>
-      </w:pPr>
+        <w:t>Наименование</w:t>
+      </w:r>
+      <w:r>
+        <w:t>",</w:t>
+      </w:r>
+    </w:p>
+    <w:p>
+      <w:pPr>
+        <w:pStyle w:val="ad"/>
+      </w:pPr>
+      <w:r>
+        <w:t xml:space="preserve">    </w:t>
+      </w:r>
+      <w:r>
+        <w:t xml:space="preserve">    </w:t>
+      </w:r>
+      <w:r>
+        <w:t>Version</w:t>
+      </w:r>
+      <w:r>
+        <w:t xml:space="preserve"> = "</w:t>
+      </w:r>
+      <w:r>
+        <w:t>v</w:t>
+      </w:r>
+      <w:r>
+        <w:t>1",</w:t>
+      </w:r>
+    </w:p>
+    <w:p>
+      <w:pPr>
+        <w:pStyle w:val="ad"/>
+      </w:pPr>
+      <w:r>
+        <w:t xml:space="preserve">    </w:t>
+      </w:r>
+      <w:r>
+        <w:t xml:space="preserve">    </w:t>
+      </w:r>
+      <w:r>
+        <w:t>Description</w:t>
+      </w:r>
+      <w:r>
+        <w:t xml:space="preserve"> = "</w:t>
+      </w:r>
       <w:r>
         <w:rPr>
           <w:lang w:val="ru-RU"/>
         </w:rPr>
+        <w:t>Описание</w:t>
+      </w:r>
+      <w:r>
+        <w:t>",</w:t>
+      </w:r>
+    </w:p>
+    <w:p>
+      <w:pPr>
+        <w:pStyle w:val="ad"/>
+      </w:pPr>
+      <w:r>
+        <w:t xml:space="preserve">    </w:t>
+      </w:r>
+      <w:r>
+        <w:t xml:space="preserve">    </w:t>
+      </w:r>
+      <w:r>
+        <w:t>Contact = new OpenApiContact</w:t>
+      </w:r>
+    </w:p>
+    <w:p>
+      <w:pPr>
+        <w:pStyle w:val="ad"/>
+      </w:pPr>
+      <w:r>
+        <w:t xml:space="preserve">    </w:t>
+      </w:r>
+      <w:r>
+        <w:t xml:space="preserve">    </w:t>
+      </w:r>
+      <w:r>
+        <w:t>{</w:t>
+      </w:r>
+    </w:p>
+    <w:p>
+      <w:pPr>
+        <w:pStyle w:val="ad"/>
+      </w:pPr>
+      <w:r>
+        <w:t xml:space="preserve">        </w:t>
+      </w:r>
+      <w:r>
+        <w:t xml:space="preserve">    </w:t>
+      </w:r>
+      <w:r>
+        <w:t>Name = "Разработчик",</w:t>
+      </w:r>
+    </w:p>
+    <w:p>
+      <w:pPr>
+        <w:pStyle w:val="ad"/>
+      </w:pPr>
+      <w:r>
+        <w:t xml:space="preserve">        </w:t>
+      </w:r>
+      <w:r>
+        <w:t xml:space="preserve">    </w:t>
+      </w:r>
+      <w:r>
+        <w:t>Email = "dev@example.com"</w:t>
+      </w:r>
+      <w:r>
+        <w:t>,</w:t>
+      </w:r>
+    </w:p>
+    <w:p>
+      <w:pPr>
+        <w:pStyle w:val="ad"/>
+      </w:pPr>
+      <w:r>
+        <w:t xml:space="preserve">            Url = new Uri("https://example.com/contact")</w:t>
+      </w:r>
+    </w:p>
+    <w:p>
+      <w:pPr>
+        <w:pStyle w:val="ad"/>
+      </w:pPr>
+      <w:r>
+        <w:t xml:space="preserve">    </w:t>
+      </w:r>
+      <w:r>
+        <w:t xml:space="preserve">    </w:t>
+      </w:r>
+      <w:r>
+        <w:t>},</w:t>
+      </w:r>
+    </w:p>
+    <w:p>
+      <w:pPr>
+        <w:pStyle w:val="ad"/>
+      </w:pPr>
+      <w:r>
+        <w:t xml:space="preserve">    </w:t>
+      </w:r>
+      <w:r>
+        <w:t xml:space="preserve">    </w:t>
+      </w:r>
+      <w:r>
+        <w:t>License = new OpenApiLicense</w:t>
+      </w:r>
+    </w:p>
+    <w:p>
+      <w:pPr>
+        <w:pStyle w:val="ad"/>
+      </w:pPr>
+      <w:r>
+        <w:t xml:space="preserve">    </w:t>
+      </w:r>
+      <w:r>
+        <w:t xml:space="preserve">    </w:t>
+      </w:r>
+      <w:r>
+        <w:t>{</w:t>
+      </w:r>
+    </w:p>
+    <w:p>
+      <w:pPr>
+        <w:pStyle w:val="ad"/>
+      </w:pPr>
+      <w:r>
+        <w:t xml:space="preserve">        </w:t>
+      </w:r>
+      <w:r>
         <w:t xml:space="preserve"> </w:t>
       </w:r>
       <w:r>
-        <w:rPr>
-          <w:lang w:val="ru-RU"/>
-        </w:rPr>
         <w:t xml:space="preserve">   </w:t>
       </w:r>
       <w:r>
-        <w:rPr>
-          <w:lang w:val="ru-RU"/>
-        </w:rPr>
-        <w:t>{</w:t>
+        <w:t>Name = "</w:t>
+      </w:r>
+      <w:r>
+        <w:t>Пример лицензии</w:t>
+      </w:r>
+      <w:r>
+        <w:t>"</w:t>
       </w:r>
     </w:p>
     <w:p>
       <w:pPr>
         <w:pStyle w:val="ad"/>
-        <w:rPr>
-          <w:lang w:val="ru-RU"/>
-        </w:rPr>
-      </w:pPr>
-      <w:r>
-        <w:rPr>
-          <w:lang w:val="ru-RU"/>
-        </w:rPr>
-        <w:t xml:space="preserve">    </w:t>
-      </w:r>
-      <w:r>
-        <w:rPr>
-          <w:lang w:val="ru-RU"/>
-        </w:rPr>
-        <w:t xml:space="preserve">    </w:t>
-      </w:r>
-      <w:r>
-        <w:t>Title</w:t>
-      </w:r>
-      <w:r>
-        <w:rPr>
-          <w:lang w:val="ru-RU"/>
-        </w:rPr>
-        <w:t xml:space="preserve"> = "</w:t>
-      </w:r>
-      <w:r>
-        <w:rPr>
-          <w:lang w:val="ru-RU"/>
-        </w:rPr>
-        <w:t>Наименование</w:t>
-      </w:r>
-      <w:r>
-        <w:rPr>
-          <w:lang w:val="ru-RU"/>
-        </w:rPr>
-        <w:t>",</w:t>
-      </w:r>
-    </w:p>
-    <w:p>
-      <w:pPr>
-        <w:pStyle w:val="ad"/>
-        <w:rPr>
-          <w:lang w:val="ru-RU"/>
-        </w:rPr>
-      </w:pPr>
-      <w:r>
-        <w:rPr>
-          <w:lang w:val="ru-RU"/>
-        </w:rPr>
-        <w:t xml:space="preserve">    </w:t>
-      </w:r>
-      <w:r>
-        <w:rPr>
-          <w:lang w:val="ru-RU"/>
-        </w:rPr>
-        <w:t xml:space="preserve">    </w:t>
-      </w:r>
-      <w:r>
-        <w:t>Version</w:t>
-      </w:r>
-      <w:r>
-        <w:rPr>
-          <w:lang w:val="ru-RU"/>
-        </w:rPr>
-        <w:t xml:space="preserve"> = "</w:t>
-      </w:r>
-      <w:r>
-        <w:t>v</w:t>
-      </w:r>
-      <w:r>
-        <w:rPr>
-          <w:lang w:val="ru-RU"/>
-        </w:rPr>
-        <w:t>1",</w:t>
-      </w:r>
-    </w:p>
-    <w:p>
-      <w:pPr>
-        <w:pStyle w:val="ad"/>
-      </w:pPr>
-      <w:r>
-        <w:rPr>
-          <w:lang w:val="ru-RU"/>
-        </w:rPr>
-        <w:t xml:space="preserve">    </w:t>
-      </w:r>
-      <w:r>
-        <w:rPr>
-          <w:lang w:val="ru-RU"/>
-        </w:rPr>
-        <w:t xml:space="preserve">    </w:t>
-      </w:r>
-      <w:r>
-        <w:t>Description</w:t>
-      </w:r>
-      <w:r>
-        <w:rPr>
-          <w:lang w:val="ru-RU"/>
-        </w:rPr>
-        <w:t xml:space="preserve"> = "</w:t>
-      </w:r>
-      <w:r>
-        <w:rPr>
-          <w:lang w:val="ru-RU"/>
-        </w:rPr>
-        <w:t>Описание</w:t>
-      </w:r>
-      <w:r>
-        <w:t>",</w:t>
-      </w:r>
-    </w:p>
-    <w:p>
-      <w:pPr>
-        <w:pStyle w:val="ad"/>
-      </w:pPr>
-      <w:r>
-        <w:t xml:space="preserve">    </w:t>
-      </w:r>
-      <w:r>
-        <w:t xml:space="preserve">    </w:t>
-      </w:r>
-      <w:r>
-        <w:t>Contact = new OpenApiContact</w:t>
-      </w:r>
-    </w:p>
-    <w:p>
-      <w:pPr>
-        <w:pStyle w:val="ad"/>
-      </w:pPr>
-      <w:r>
-        <w:t xml:space="preserve">    </w:t>
-      </w:r>
-      <w:r>
-        <w:t xml:space="preserve">    </w:t>
-      </w:r>
-      <w:r>
-        <w:t>{</w:t>
-      </w:r>
-    </w:p>
-    <w:p>
-      <w:pPr>
-        <w:pStyle w:val="ad"/>
-      </w:pPr>
-      <w:r>
-        <w:t xml:space="preserve">        </w:t>
-      </w:r>
-      <w:r>
-        <w:t xml:space="preserve">    </w:t>
-      </w:r>
-      <w:r>
-        <w:t>Name = "Разработчик",</w:t>
-      </w:r>
-    </w:p>
-    <w:p>
-      <w:pPr>
-        <w:pStyle w:val="ad"/>
-        <w:rPr>
-          <w:lang w:val="ru-RU"/>
-        </w:rPr>
-      </w:pPr>
-      <w:r>
-        <w:t xml:space="preserve">        </w:t>
-      </w:r>
-      <w:r>
-        <w:t xml:space="preserve">    </w:t>
-      </w:r>
-      <w:r>
-        <w:t>Email = "dev@example.com"</w:t>
-      </w:r>
-      <w:r>
-        <w:rPr>
-          <w:lang w:val="ru-RU"/>
-        </w:rPr>
-        <w:t>,</w:t>
-      </w:r>
-    </w:p>
-    <w:p>
-      <w:pPr>
-        <w:pStyle w:val="ad"/>
-      </w:pPr>
-      <w:r>
-        <w:t xml:space="preserve">            </w:t>
-      </w:r>
-      <w:r>
-        <w:t>Url = new Uri("https://example.com/contact")</w:t>
-      </w:r>
-    </w:p>
-    <w:p>
-      <w:pPr>
-        <w:pStyle w:val="ad"/>
-      </w:pPr>
-      <w:r>
-        <w:t xml:space="preserve">    </w:t>
-      </w:r>
-      <w:r>
-        <w:t xml:space="preserve">    </w:t>
-      </w:r>
-      <w:r>
-        <w:t>},</w:t>
-      </w:r>
-    </w:p>
-    <w:p>
-      <w:pPr>
-        <w:pStyle w:val="ad"/>
-      </w:pPr>
-      <w:r>
-        <w:t xml:space="preserve">    </w:t>
-      </w:r>
-      <w:r>
-        <w:t xml:space="preserve">    </w:t>
-      </w:r>
-      <w:r>
-        <w:t>License = new OpenApiLicense</w:t>
-      </w:r>
-    </w:p>
-    <w:p>
-      <w:pPr>
-        <w:pStyle w:val="ad"/>
-      </w:pPr>
-      <w:r>
-        <w:t xml:space="preserve">    </w:t>
-      </w:r>
-      <w:r>
-        <w:t xml:space="preserve">    </w:t>
-      </w:r>
-      <w:r>
-        <w:t>{</w:t>
-      </w:r>
-    </w:p>
-    <w:p>
-      <w:pPr>
-        <w:pStyle w:val="ad"/>
-        <w:rPr>
-          <w:lang w:val="ru-RU"/>
-        </w:rPr>
-      </w:pPr>
-      <w:r>
-        <w:t xml:space="preserve">        </w:t>
-      </w:r>
-      <w:r>
-        <w:t xml:space="preserve"> </w:t>
-      </w:r>
-      <w:r>
-        <w:rPr>
-          <w:lang w:val="ru-RU"/>
-        </w:rPr>
-        <w:t xml:space="preserve">   </w:t>
-      </w:r>
-      <w:r>
-        <w:t>Name = "</w:t>
-      </w:r>
-      <w:r>
-        <w:t>Пример лицензии</w:t>
-      </w:r>
-      <w:r>
-        <w:t>"</w:t>
-      </w:r>
-    </w:p>
-    <w:p>
-      <w:pPr>
-        <w:pStyle w:val="ad"/>
-      </w:pPr>
-      <w:r>
-        <w:t xml:space="preserve">            </w:t>
-      </w:r>
-      <w:r>
-        <w:t>Url = new Uri("https://example.com/license")</w:t>
+      </w:pPr>
+      <w:r>
+        <w:t xml:space="preserve">            Url = new Uri("https://example.com/license")</w:t>
       </w:r>
     </w:p>
     <w:p>
@@ -1516,7 +1406,11 @@
         </w:numPr>
       </w:pPr>
       <w:r>
-        <w:t xml:space="preserve">Добавить в комментарии к методам запросов информацию о возможных вариантах ответов при помощи тегов </w:t>
+        <w:t xml:space="preserve">Добавить в комментарии к методам запросов информацию о </w:t>
+      </w:r>
+      <w:r>
+        <w:lastRenderedPageBreak/>
+        <w:t xml:space="preserve">возможных вариантах ответов при помощи тегов </w:t>
       </w:r>
       <w:r>
         <w:t>&lt;</w:t>
@@ -1588,6 +1482,9 @@
         <w:t>при помощи методов</w:t>
       </w:r>
       <w:r>
+        <w:t>, например</w:t>
+      </w:r>
+      <w:r>
         <w:t>:</w:t>
       </w:r>
     </w:p>
@@ -1945,6 +1842,15 @@
       </w:r>
       <w:r>
         <w:t>сохранить примеры запросов и ответов.</w:t>
+      </w:r>
+      <w:r>
+        <w:t xml:space="preserve"> При документировании использовать разметку </w:t>
+      </w:r>
+      <w:r>
+        <w:rPr>
+          <w:lang w:val="en-US"/>
+        </w:rPr>
+        <w:t>MarkDown.</w:t>
       </w:r>
     </w:p>
     <w:p>
@@ -2339,6 +2245,7 @@
         <w:rPr>
           <w:color w:val="000000" w:themeColor="text1"/>
         </w:rPr>
+        <w:lastRenderedPageBreak/>
         <w:t>Порядок выполнения работы</w:t>
       </w:r>
     </w:p>
@@ -5410,6 +5317,7 @@
   <w:style w:type="character" w:default="1" w:styleId="a2">
     <w:name w:val="Default Paragraph Font"/>
     <w:uiPriority w:val="1"/>
+    <w:semiHidden/>
     <w:unhideWhenUsed/>
   </w:style>
   <w:style w:type="table" w:default="1" w:styleId="a3">
